--- a/reports/01-operating-systems/groups/kmp-23-1-9/labs/05/students/19/ЛР05_19.docx
+++ b/reports/01-operating-systems/groups/kmp-23-1-9/labs/05/students/19/ЛР05_19.docx
@@ -560,7 +560,7 @@
           <w:szCs w:val="28"/>
           <w:rtl w:val="0"/>
         </w:rPr>
-        <w:t xml:space="preserve">2026</w:t>
+        <w:t xml:space="preserve">2026 - 2027</w:t>
       </w:r>
     </w:p>
     <w:p>
@@ -1311,7 +1311,7 @@
       <w:r>
         <w:drawing>
           <wp:inline>
-            <wp:extent cx="5226517" cy="8094846"/>
+            <wp:extent cx="3982272" cy="6167755"/>
             <wp:effectExtent b="0" l="0" r="0" t="0"/>
             <wp:docPr descr="" title="" id="30" name="Picture"/>
             <a:graphic>
@@ -1332,7 +1332,7 @@
                   <pic:spPr bwMode="auto">
                     <a:xfrm>
                       <a:off x="0" y="0"/>
-                      <a:ext cx="5226517" cy="8094846"/>
+                      <a:ext cx="3982272" cy="6167755"/>
                     </a:xfrm>
                     <a:prstGeom prst="rect">
                       <a:avLst/>
